--- a/public/2026/seq06/FICHE_S6-A04_DefiRobot_4eme.docx
+++ b/public/2026/seq06/FICHE_S6-A04_DefiRobot_4eme.docx
@@ -279,7 +279,7 @@
     </w:tbl>
     <w:p>
       <w:pPr>
-        <w:spacing w:after="60"/>
+        <w:spacing w:after="96"/>
       </w:pPr>
     </w:p>
     <w:tbl>
@@ -329,8 +329,8 @@
                 <w:bCs/>
                 <w:i w:val="false"/>
                 <w:iCs w:val="false"/>
-                <w:sz w:val="16"/>
-                <w:szCs w:val="16"/>
+                <w:sz w:val="24"/>
+                <w:szCs w:val="24"/>
               </w:rPr>
               <w:t xml:space="preserve">Nom : </w:t>
             </w:r>
@@ -341,10 +341,10 @@
                 <w:bCs w:val="false"/>
                 <w:i w:val="false"/>
                 <w:iCs w:val="false"/>
-                <w:sz w:val="16"/>
-                <w:szCs w:val="16"/>
-              </w:rPr>
-              <w:t xml:space="preserve">....................................</w:t>
+                <w:sz w:val="24"/>
+                <w:szCs w:val="24"/>
+              </w:rPr>
+              <w:t xml:space="preserve">...................</w:t>
             </w:r>
           </w:p>
         </w:tc>
@@ -376,8 +376,8 @@
                 <w:bCs/>
                 <w:i w:val="false"/>
                 <w:iCs w:val="false"/>
-                <w:sz w:val="16"/>
-                <w:szCs w:val="16"/>
+                <w:sz w:val="24"/>
+                <w:szCs w:val="24"/>
               </w:rPr>
               <w:t xml:space="preserve">Prénom : </w:t>
             </w:r>
@@ -388,10 +388,10 @@
                 <w:bCs w:val="false"/>
                 <w:i w:val="false"/>
                 <w:iCs w:val="false"/>
-                <w:sz w:val="16"/>
-                <w:szCs w:val="16"/>
-              </w:rPr>
-              <w:t xml:space="preserve">...............................</w:t>
+                <w:sz w:val="24"/>
+                <w:szCs w:val="24"/>
+              </w:rPr>
+              <w:t xml:space="preserve">................</w:t>
             </w:r>
           </w:p>
         </w:tc>
@@ -423,8 +423,8 @@
                 <w:bCs/>
                 <w:i w:val="false"/>
                 <w:iCs w:val="false"/>
-                <w:sz w:val="16"/>
-                <w:szCs w:val="16"/>
+                <w:sz w:val="24"/>
+                <w:szCs w:val="24"/>
               </w:rPr>
               <w:t xml:space="preserve">Classe : </w:t>
             </w:r>
@@ -435,10 +435,10 @@
                 <w:bCs w:val="false"/>
                 <w:i w:val="false"/>
                 <w:iCs w:val="false"/>
-                <w:sz w:val="16"/>
-                <w:szCs w:val="16"/>
-              </w:rPr>
-              <w:t xml:space="preserve">..........</w:t>
+                <w:sz w:val="24"/>
+                <w:szCs w:val="24"/>
+              </w:rPr>
+              <w:t xml:space="preserve">......</w:t>
             </w:r>
           </w:p>
         </w:tc>
@@ -470,8 +470,8 @@
                 <w:bCs/>
                 <w:i w:val="false"/>
                 <w:iCs w:val="false"/>
-                <w:sz w:val="16"/>
-                <w:szCs w:val="16"/>
+                <w:sz w:val="24"/>
+                <w:szCs w:val="24"/>
               </w:rPr>
               <w:t xml:space="preserve">Maison : </w:t>
             </w:r>
@@ -482,10 +482,10 @@
                 <w:bCs w:val="false"/>
                 <w:i w:val="false"/>
                 <w:iCs w:val="false"/>
-                <w:sz w:val="16"/>
-                <w:szCs w:val="16"/>
-              </w:rPr>
-              <w:t xml:space="preserve">................</w:t>
+                <w:sz w:val="24"/>
+                <w:szCs w:val="24"/>
+              </w:rPr>
+              <w:t xml:space="preserve">......</w:t>
             </w:r>
           </w:p>
         </w:tc>
@@ -493,7 +493,7 @@
     </w:tbl>
     <w:p>
       <w:pPr>
-        <w:spacing w:after="80"/>
+        <w:spacing w:after="128"/>
       </w:pPr>
     </w:p>
     <w:tbl>
@@ -542,8 +542,8 @@
                 <w:bCs/>
                 <w:i w:val="false"/>
                 <w:iCs w:val="false"/>
-                <w:sz w:val="24"/>
-                <w:szCs w:val="24"/>
+                <w:sz w:val="32"/>
+                <w:szCs w:val="32"/>
               </w:rPr>
               <w:t xml:space="preserve">LE GRAND DÉFI ROBOT DES MAISONS</w:t>
             </w:r>
@@ -553,7 +553,7 @@
     </w:tbl>
     <w:p>
       <w:pPr>
-        <w:spacing w:after="80"/>
+        <w:spacing w:after="128"/>
       </w:pPr>
     </w:p>
     <w:tbl>
@@ -591,17 +591,17 @@
           </w:tcPr>
           <w:p>
             <w:pPr>
-              <w:spacing w:after="30"/>
-            </w:pPr>
-            <w:r>
-              <w:rPr>
-                <w:rFonts w:ascii="Arial" w:cs="Arial" w:eastAsia="Arial" w:hAnsi="Arial"/>
-                <w:b w:val="false"/>
-                <w:bCs w:val="false"/>
-                <w:i w:val="false"/>
-                <w:iCs w:val="false"/>
-                <w:sz w:val="18"/>
-                <w:szCs w:val="18"/>
+              <w:spacing w:after="48"/>
+            </w:pPr>
+            <w:r>
+              <w:rPr>
+                <w:rFonts w:ascii="Arial" w:cs="Arial" w:eastAsia="Arial" w:hAnsi="Arial"/>
+                <w:b w:val="false"/>
+                <w:bCs w:val="false"/>
+                <w:i w:val="false"/>
+                <w:iCs w:val="false"/>
+                <w:sz w:val="26"/>
+                <w:szCs w:val="26"/>
               </w:rPr>
               <w:t xml:space="preserve">Épreuve finale : le parcours chronométré. Départ, slalom entre deux obstacles, franchissement de la ligne d'arrivée. Trois essais, un protocole strict — que la meilleure Maison gagne.</w:t>
             </w:r>
@@ -617,8 +617,8 @@
                 <w:bCs/>
                 <w:i/>
                 <w:iCs/>
-                <w:sz w:val="18"/>
-                <w:szCs w:val="18"/>
+                <w:sz w:val="26"/>
+                <w:szCs w:val="26"/>
               </w:rPr>
               <w:t xml:space="preserve">PROBLÉMATIQUE : Comment mesurer et améliorer objectivement la performance d'un système programmé ?</w:t>
             </w:r>
@@ -628,7 +628,7 @@
     </w:tbl>
     <w:p>
       <w:pPr>
-        <w:spacing w:after="80"/>
+        <w:spacing w:after="128"/>
       </w:pPr>
     </w:p>
     <w:tbl>
@@ -676,8 +676,8 @@
                 <w:bCs/>
                 <w:i w:val="false"/>
                 <w:iCs w:val="false"/>
-                <w:sz w:val="20"/>
-                <w:szCs w:val="20"/>
+                <w:sz w:val="28"/>
+                <w:szCs w:val="28"/>
               </w:rPr>
               <w:t xml:space="preserve">PARTIE 1 — Le règlement (protocole de mesure)</w:t>
             </w:r>
@@ -687,7 +687,7 @@
     </w:tbl>
     <w:p>
       <w:pPr>
-        <w:spacing w:after="40"/>
+        <w:spacing w:after="64"/>
       </w:pPr>
     </w:p>
     <w:tbl>
@@ -736,8 +736,8 @@
                 <w:bCs/>
                 <w:i w:val="false"/>
                 <w:iCs w:val="false"/>
-                <w:sz w:val="16"/>
-                <w:szCs w:val="16"/>
+                <w:sz w:val="24"/>
+                <w:szCs w:val="24"/>
               </w:rPr>
               <w:t xml:space="preserve">Règle</w:t>
             </w:r>
@@ -772,8 +772,8 @@
                 <w:bCs/>
                 <w:i w:val="false"/>
                 <w:iCs w:val="false"/>
-                <w:sz w:val="16"/>
-                <w:szCs w:val="16"/>
+                <w:sz w:val="24"/>
+                <w:szCs w:val="24"/>
               </w:rPr>
               <w:t xml:space="preserve">Détail</w:t>
             </w:r>
@@ -809,8 +809,8 @@
                 <w:bCs w:val="false"/>
                 <w:i w:val="false"/>
                 <w:iCs w:val="false"/>
-                <w:sz w:val="16"/>
-                <w:szCs w:val="16"/>
+                <w:sz w:val="24"/>
+                <w:szCs w:val="24"/>
               </w:rPr>
               <w:t xml:space="preserve">Départ</w:t>
             </w:r>
@@ -844,8 +844,8 @@
                 <w:bCs w:val="false"/>
                 <w:i w:val="false"/>
                 <w:iCs w:val="false"/>
-                <w:sz w:val="16"/>
-                <w:szCs w:val="16"/>
+                <w:sz w:val="24"/>
+                <w:szCs w:val="24"/>
               </w:rPr>
               <w:t xml:space="preserve">robot à l'arrêt derrière la ligne, lancé par son programme (pas à la main).</w:t>
             </w:r>
@@ -881,8 +881,8 @@
                 <w:bCs w:val="false"/>
                 <w:i w:val="false"/>
                 <w:iCs w:val="false"/>
-                <w:sz w:val="16"/>
-                <w:szCs w:val="16"/>
+                <w:sz w:val="24"/>
+                <w:szCs w:val="24"/>
               </w:rPr>
               <w:t xml:space="preserve">Parcours</w:t>
             </w:r>
@@ -916,8 +916,8 @@
                 <w:bCs w:val="false"/>
                 <w:i w:val="false"/>
                 <w:iCs w:val="false"/>
-                <w:sz w:val="16"/>
-                <w:szCs w:val="16"/>
+                <w:sz w:val="24"/>
+                <w:szCs w:val="24"/>
               </w:rPr>
               <w:t xml:space="preserve">slalom entre les 2 obstacles puis franchir la ligne d'arrivée (plan projeté).</w:t>
             </w:r>
@@ -953,8 +953,8 @@
                 <w:bCs w:val="false"/>
                 <w:i w:val="false"/>
                 <w:iCs w:val="false"/>
-                <w:sz w:val="16"/>
-                <w:szCs w:val="16"/>
+                <w:sz w:val="24"/>
+                <w:szCs w:val="24"/>
               </w:rPr>
               <w:t xml:space="preserve">Chronométrage</w:t>
             </w:r>
@@ -988,8 +988,8 @@
                 <w:bCs w:val="false"/>
                 <w:i w:val="false"/>
                 <w:iCs w:val="false"/>
-                <w:sz w:val="16"/>
-                <w:szCs w:val="16"/>
+                <w:sz w:val="24"/>
+                <w:szCs w:val="24"/>
               </w:rPr>
               <w:t xml:space="preserve">du top départ au franchissement complet — même chronométreur pour tous.</w:t>
             </w:r>
@@ -1025,8 +1025,8 @@
                 <w:bCs w:val="false"/>
                 <w:i w:val="false"/>
                 <w:iCs w:val="false"/>
-                <w:sz w:val="16"/>
-                <w:szCs w:val="16"/>
+                <w:sz w:val="24"/>
+                <w:szCs w:val="24"/>
               </w:rPr>
               <w:t xml:space="preserve">Pénalités</w:t>
             </w:r>
@@ -1060,8 +1060,8 @@
                 <w:bCs w:val="false"/>
                 <w:i w:val="false"/>
                 <w:iCs w:val="false"/>
-                <w:sz w:val="16"/>
-                <w:szCs w:val="16"/>
+                <w:sz w:val="24"/>
+                <w:szCs w:val="24"/>
               </w:rPr>
               <w:t xml:space="preserve">obstacle touché : + 5 s · robot repositionné à la main : + 10 s.</w:t>
             </w:r>
@@ -1097,8 +1097,8 @@
                 <w:bCs w:val="false"/>
                 <w:i w:val="false"/>
                 <w:iCs w:val="false"/>
-                <w:sz w:val="16"/>
-                <w:szCs w:val="16"/>
+                <w:sz w:val="24"/>
+                <w:szCs w:val="24"/>
               </w:rPr>
               <w:t xml:space="preserve">Classement</w:t>
             </w:r>
@@ -1132,8 +1132,8 @@
                 <w:bCs w:val="false"/>
                 <w:i w:val="false"/>
                 <w:iCs w:val="false"/>
-                <w:sz w:val="16"/>
-                <w:szCs w:val="16"/>
+                <w:sz w:val="24"/>
+                <w:szCs w:val="24"/>
               </w:rPr>
               <w:t xml:space="preserve">le MEILLEUR des 3 essais compte.</w:t>
             </w:r>
@@ -1143,7 +1143,7 @@
     </w:tbl>
     <w:p>
       <w:pPr>
-        <w:spacing w:after="30" w:before="50"/>
+        <w:spacing w:after="48" w:before="50"/>
       </w:pPr>
       <w:r>
         <w:rPr>
@@ -1152,15 +1152,15 @@
           <w:bCs w:val="false"/>
           <w:i w:val="false"/>
           <w:iCs w:val="false"/>
-          <w:sz w:val="16"/>
-          <w:szCs w:val="16"/>
+          <w:sz w:val="24"/>
+          <w:szCs w:val="24"/>
         </w:rPr>
         <w:t xml:space="preserve">1a. Pourquoi impose-t-on le même départ et le même chronométreur à toutes les équipes ?</w:t>
       </w:r>
     </w:p>
     <w:p>
       <w:pPr>
-        <w:spacing w:after="60"/>
+        <w:spacing w:after="96"/>
       </w:pPr>
       <w:r>
         <w:rPr>
@@ -1169,10 +1169,10 @@
           <w:bCs w:val="false"/>
           <w:i w:val="false"/>
           <w:iCs w:val="false"/>
-          <w:sz w:val="16"/>
-          <w:szCs w:val="16"/>
+          <w:sz w:val="24"/>
+          <w:szCs w:val="24"/>
         </w:rPr>
-        <w:t xml:space="preserve">......................................................................................................................</w:t>
+        <w:t xml:space="preserve">.............................................................................</w:t>
       </w:r>
     </w:p>
     <w:tbl>
@@ -1220,8 +1220,8 @@
                 <w:bCs/>
                 <w:i w:val="false"/>
                 <w:iCs w:val="false"/>
-                <w:sz w:val="20"/>
-                <w:szCs w:val="20"/>
+                <w:sz w:val="28"/>
+                <w:szCs w:val="28"/>
               </w:rPr>
               <w:t xml:space="preserve">PARTIE 2 — Essais et réglages  (rotation d'ateliers)</w:t>
             </w:r>
@@ -1231,7 +1231,7 @@
     </w:tbl>
     <w:p>
       <w:pPr>
-        <w:spacing w:after="40"/>
+        <w:spacing w:after="64"/>
       </w:pPr>
     </w:p>
     <w:tbl>
@@ -1283,8 +1283,8 @@
                 <w:bCs/>
                 <w:i w:val="false"/>
                 <w:iCs w:val="false"/>
-                <w:sz w:val="16"/>
-                <w:szCs w:val="16"/>
+                <w:sz w:val="24"/>
+                <w:szCs w:val="24"/>
               </w:rPr>
               <w:t xml:space="preserve">Essai</w:t>
             </w:r>
@@ -1319,8 +1319,8 @@
                 <w:bCs/>
                 <w:i w:val="false"/>
                 <w:iCs w:val="false"/>
-                <w:sz w:val="16"/>
-                <w:szCs w:val="16"/>
+                <w:sz w:val="24"/>
+                <w:szCs w:val="24"/>
               </w:rPr>
               <w:t xml:space="preserve">Temps brut (s)</w:t>
             </w:r>
@@ -1355,8 +1355,8 @@
                 <w:bCs/>
                 <w:i w:val="false"/>
                 <w:iCs w:val="false"/>
-                <w:sz w:val="16"/>
-                <w:szCs w:val="16"/>
+                <w:sz w:val="24"/>
+                <w:szCs w:val="24"/>
               </w:rPr>
               <w:t xml:space="preserve">Pénalités (s)</w:t>
             </w:r>
@@ -1391,8 +1391,8 @@
                 <w:bCs/>
                 <w:i w:val="false"/>
                 <w:iCs w:val="false"/>
-                <w:sz w:val="16"/>
-                <w:szCs w:val="16"/>
+                <w:sz w:val="24"/>
+                <w:szCs w:val="24"/>
               </w:rPr>
               <w:t xml:space="preserve">Temps final (s)</w:t>
             </w:r>
@@ -1427,8 +1427,8 @@
                 <w:bCs/>
                 <w:i w:val="false"/>
                 <w:iCs w:val="false"/>
-                <w:sz w:val="16"/>
-                <w:szCs w:val="16"/>
+                <w:sz w:val="24"/>
+                <w:szCs w:val="24"/>
               </w:rPr>
               <w:t xml:space="preserve">Modification apportée avant l'essai suivant</w:t>
             </w:r>
@@ -1464,8 +1464,8 @@
                 <w:bCs w:val="false"/>
                 <w:i w:val="false"/>
                 <w:iCs w:val="false"/>
-                <w:sz w:val="16"/>
-                <w:szCs w:val="16"/>
+                <w:sz w:val="24"/>
+                <w:szCs w:val="24"/>
               </w:rPr>
               <w:t xml:space="preserve">1</w:t>
             </w:r>
@@ -1499,10 +1499,10 @@
                 <w:bCs w:val="false"/>
                 <w:i w:val="false"/>
                 <w:iCs w:val="false"/>
-                <w:sz w:val="16"/>
-                <w:szCs w:val="16"/>
-              </w:rPr>
-              <w:t xml:space="preserve">............</w:t>
+                <w:sz w:val="24"/>
+                <w:szCs w:val="24"/>
+              </w:rPr>
+              <w:t xml:space="preserve">......</w:t>
             </w:r>
           </w:p>
         </w:tc>
@@ -1534,10 +1534,10 @@
                 <w:bCs w:val="false"/>
                 <w:i w:val="false"/>
                 <w:iCs w:val="false"/>
-                <w:sz w:val="16"/>
-                <w:szCs w:val="16"/>
-              </w:rPr>
-              <w:t xml:space="preserve">............</w:t>
+                <w:sz w:val="24"/>
+                <w:szCs w:val="24"/>
+              </w:rPr>
+              <w:t xml:space="preserve">......</w:t>
             </w:r>
           </w:p>
         </w:tc>
@@ -1569,10 +1569,10 @@
                 <w:bCs w:val="false"/>
                 <w:i w:val="false"/>
                 <w:iCs w:val="false"/>
-                <w:sz w:val="16"/>
-                <w:szCs w:val="16"/>
-              </w:rPr>
-              <w:t xml:space="preserve">............</w:t>
+                <w:sz w:val="24"/>
+                <w:szCs w:val="24"/>
+              </w:rPr>
+              <w:t xml:space="preserve">......</w:t>
             </w:r>
           </w:p>
         </w:tc>
@@ -1604,10 +1604,10 @@
                 <w:bCs w:val="false"/>
                 <w:i w:val="false"/>
                 <w:iCs w:val="false"/>
-                <w:sz w:val="16"/>
-                <w:szCs w:val="16"/>
-              </w:rPr>
-              <w:t xml:space="preserve">......................................................</w:t>
+                <w:sz w:val="24"/>
+                <w:szCs w:val="24"/>
+              </w:rPr>
+              <w:t xml:space="preserve">..................................</w:t>
             </w:r>
           </w:p>
         </w:tc>
@@ -1641,8 +1641,8 @@
                 <w:bCs w:val="false"/>
                 <w:i w:val="false"/>
                 <w:iCs w:val="false"/>
-                <w:sz w:val="16"/>
-                <w:szCs w:val="16"/>
+                <w:sz w:val="24"/>
+                <w:szCs w:val="24"/>
               </w:rPr>
               <w:t xml:space="preserve">2</w:t>
             </w:r>
@@ -1676,10 +1676,10 @@
                 <w:bCs w:val="false"/>
                 <w:i w:val="false"/>
                 <w:iCs w:val="false"/>
-                <w:sz w:val="16"/>
-                <w:szCs w:val="16"/>
-              </w:rPr>
-              <w:t xml:space="preserve">............</w:t>
+                <w:sz w:val="24"/>
+                <w:szCs w:val="24"/>
+              </w:rPr>
+              <w:t xml:space="preserve">......</w:t>
             </w:r>
           </w:p>
         </w:tc>
@@ -1711,10 +1711,10 @@
                 <w:bCs w:val="false"/>
                 <w:i w:val="false"/>
                 <w:iCs w:val="false"/>
-                <w:sz w:val="16"/>
-                <w:szCs w:val="16"/>
-              </w:rPr>
-              <w:t xml:space="preserve">............</w:t>
+                <w:sz w:val="24"/>
+                <w:szCs w:val="24"/>
+              </w:rPr>
+              <w:t xml:space="preserve">......</w:t>
             </w:r>
           </w:p>
         </w:tc>
@@ -1746,10 +1746,10 @@
                 <w:bCs w:val="false"/>
                 <w:i w:val="false"/>
                 <w:iCs w:val="false"/>
-                <w:sz w:val="16"/>
-                <w:szCs w:val="16"/>
-              </w:rPr>
-              <w:t xml:space="preserve">............</w:t>
+                <w:sz w:val="24"/>
+                <w:szCs w:val="24"/>
+              </w:rPr>
+              <w:t xml:space="preserve">......</w:t>
             </w:r>
           </w:p>
         </w:tc>
@@ -1781,10 +1781,10 @@
                 <w:bCs w:val="false"/>
                 <w:i w:val="false"/>
                 <w:iCs w:val="false"/>
-                <w:sz w:val="16"/>
-                <w:szCs w:val="16"/>
-              </w:rPr>
-              <w:t xml:space="preserve">......................................................</w:t>
+                <w:sz w:val="24"/>
+                <w:szCs w:val="24"/>
+              </w:rPr>
+              <w:t xml:space="preserve">..................................</w:t>
             </w:r>
           </w:p>
         </w:tc>
@@ -1818,8 +1818,8 @@
                 <w:bCs w:val="false"/>
                 <w:i w:val="false"/>
                 <w:iCs w:val="false"/>
-                <w:sz w:val="16"/>
-                <w:szCs w:val="16"/>
+                <w:sz w:val="24"/>
+                <w:szCs w:val="24"/>
               </w:rPr>
               <w:t xml:space="preserve">3</w:t>
             </w:r>
@@ -1853,10 +1853,10 @@
                 <w:bCs w:val="false"/>
                 <w:i w:val="false"/>
                 <w:iCs w:val="false"/>
-                <w:sz w:val="16"/>
-                <w:szCs w:val="16"/>
-              </w:rPr>
-              <w:t xml:space="preserve">............</w:t>
+                <w:sz w:val="24"/>
+                <w:szCs w:val="24"/>
+              </w:rPr>
+              <w:t xml:space="preserve">......</w:t>
             </w:r>
           </w:p>
         </w:tc>
@@ -1888,10 +1888,10 @@
                 <w:bCs w:val="false"/>
                 <w:i w:val="false"/>
                 <w:iCs w:val="false"/>
-                <w:sz w:val="16"/>
-                <w:szCs w:val="16"/>
-              </w:rPr>
-              <w:t xml:space="preserve">............</w:t>
+                <w:sz w:val="24"/>
+                <w:szCs w:val="24"/>
+              </w:rPr>
+              <w:t xml:space="preserve">......</w:t>
             </w:r>
           </w:p>
         </w:tc>
@@ -1923,10 +1923,10 @@
                 <w:bCs w:val="false"/>
                 <w:i w:val="false"/>
                 <w:iCs w:val="false"/>
-                <w:sz w:val="16"/>
-                <w:szCs w:val="16"/>
-              </w:rPr>
-              <w:t xml:space="preserve">............</w:t>
+                <w:sz w:val="24"/>
+                <w:szCs w:val="24"/>
+              </w:rPr>
+              <w:t xml:space="preserve">......</w:t>
             </w:r>
           </w:p>
         </w:tc>
@@ -1958,8 +1958,8 @@
                 <w:bCs w:val="false"/>
                 <w:i w:val="false"/>
                 <w:iCs w:val="false"/>
-                <w:sz w:val="16"/>
-                <w:szCs w:val="16"/>
+                <w:sz w:val="24"/>
+                <w:szCs w:val="24"/>
               </w:rPr>
               <w:t xml:space="preserve">— (dernier essai)</w:t>
             </w:r>
@@ -1969,7 +1969,7 @@
     </w:tbl>
     <w:p>
       <w:pPr>
-        <w:spacing w:after="40" w:before="40"/>
+        <w:spacing w:after="64" w:before="40"/>
       </w:pPr>
       <w:r>
         <w:rPr>
@@ -1978,8 +1978,8 @@
           <w:bCs w:val="false"/>
           <w:i/>
           <w:iCs/>
-          <w:sz w:val="16"/>
-          <w:szCs w:val="16"/>
+          <w:sz w:val="24"/>
+          <w:szCs w:val="24"/>
         </w:rPr>
         <w:t xml:space="preserve">Leviers de réglage possibles : vitesse des moteurs, temps de rotation calibré (S6-A02), trajectoire (nombre de virages), distance de détection.</w:t>
       </w:r>
@@ -2029,8 +2029,8 @@
                 <w:bCs/>
                 <w:i w:val="false"/>
                 <w:iCs w:val="false"/>
-                <w:sz w:val="20"/>
-                <w:szCs w:val="20"/>
+                <w:sz w:val="28"/>
+                <w:szCs w:val="28"/>
               </w:rPr>
               <w:t xml:space="preserve">PARTIE 3 — L'analyse de performance</w:t>
             </w:r>
@@ -2040,12 +2040,12 @@
     </w:tbl>
     <w:p>
       <w:pPr>
-        <w:spacing w:after="40"/>
+        <w:spacing w:after="64"/>
       </w:pPr>
     </w:p>
     <w:p>
       <w:pPr>
-        <w:spacing w:after="30"/>
+        <w:spacing w:after="48"/>
       </w:pPr>
       <w:r>
         <w:rPr>
@@ -2054,15 +2054,15 @@
           <w:bCs w:val="false"/>
           <w:i w:val="false"/>
           <w:iCs w:val="false"/>
-          <w:sz w:val="16"/>
-          <w:szCs w:val="16"/>
+          <w:sz w:val="24"/>
+          <w:szCs w:val="24"/>
         </w:rPr>
         <w:t xml:space="preserve">3a. Quelle modification a fait gagner le PLUS de temps ? Justifie avec tes mesures (essai n… → essai n…, gain de … s).</w:t>
       </w:r>
     </w:p>
     <w:p>
       <w:pPr>
-        <w:spacing w:after="60"/>
+        <w:spacing w:after="96"/>
       </w:pPr>
       <w:r>
         <w:rPr>
@@ -2071,15 +2071,15 @@
           <w:bCs w:val="false"/>
           <w:i w:val="false"/>
           <w:iCs w:val="false"/>
-          <w:sz w:val="16"/>
-          <w:szCs w:val="16"/>
+          <w:sz w:val="24"/>
+          <w:szCs w:val="24"/>
         </w:rPr>
-        <w:t xml:space="preserve">......................................................................................................................</w:t>
+        <w:t xml:space="preserve">.............................................................................</w:t>
       </w:r>
     </w:p>
     <w:p>
       <w:pPr>
-        <w:spacing w:after="60"/>
+        <w:spacing w:after="96"/>
       </w:pPr>
       <w:r>
         <w:rPr>
@@ -2088,15 +2088,15 @@
           <w:bCs w:val="false"/>
           <w:i w:val="false"/>
           <w:iCs w:val="false"/>
-          <w:sz w:val="16"/>
-          <w:szCs w:val="16"/>
+          <w:sz w:val="24"/>
+          <w:szCs w:val="24"/>
         </w:rPr>
-        <w:t xml:space="preserve">......................................................................................................................</w:t>
+        <w:t xml:space="preserve">.............................................................................</w:t>
       </w:r>
     </w:p>
     <w:p>
       <w:pPr>
-        <w:spacing w:after="30"/>
+        <w:spacing w:after="48"/>
       </w:pPr>
       <w:r>
         <w:rPr>
@@ -2105,15 +2105,15 @@
           <w:bCs w:val="false"/>
           <w:i w:val="false"/>
           <w:iCs w:val="false"/>
-          <w:sz w:val="16"/>
-          <w:szCs w:val="16"/>
+          <w:sz w:val="24"/>
+          <w:szCs w:val="24"/>
         </w:rPr>
         <w:t xml:space="preserve">3b. Aller plus vite fait-il toujours gagner ? Explique avec un exemple du défi (pénalités !).</w:t>
       </w:r>
     </w:p>
     <w:p>
       <w:pPr>
-        <w:spacing w:after="60"/>
+        <w:spacing w:after="96"/>
       </w:pPr>
       <w:r>
         <w:rPr>
@@ -2122,10 +2122,10 @@
           <w:bCs w:val="false"/>
           <w:i w:val="false"/>
           <w:iCs w:val="false"/>
-          <w:sz w:val="16"/>
-          <w:szCs w:val="16"/>
+          <w:sz w:val="24"/>
+          <w:szCs w:val="24"/>
         </w:rPr>
-        <w:t xml:space="preserve">......................................................................................................................</w:t>
+        <w:t xml:space="preserve">.............................................................................</w:t>
       </w:r>
     </w:p>
     <w:tbl>
@@ -2164,7 +2164,7 @@
           </w:tcPr>
           <w:p>
             <w:pPr>
-              <w:spacing w:after="60"/>
+              <w:spacing w:after="96"/>
             </w:pPr>
             <w:r>
               <w:rPr>
@@ -2173,61 +2173,61 @@
                 <w:bCs/>
                 <w:i w:val="false"/>
                 <w:iCs w:val="false"/>
-                <w:sz w:val="20"/>
-                <w:szCs w:val="20"/>
+                <w:sz w:val="28"/>
+                <w:szCs w:val="28"/>
               </w:rPr>
               <w:t xml:space="preserve">BILAN — Ce que je retiens</w:t>
             </w:r>
           </w:p>
           <w:p>
             <w:pPr>
-              <w:spacing w:after="60"/>
-            </w:pPr>
-            <w:r>
-              <w:rPr>
-                <w:rFonts w:ascii="Arial" w:cs="Arial" w:eastAsia="Arial" w:hAnsi="Arial"/>
-                <w:b w:val="false"/>
-                <w:bCs w:val="false"/>
-                <w:i w:val="false"/>
-                <w:iCs w:val="false"/>
-                <w:sz w:val="18"/>
-                <w:szCs w:val="18"/>
-              </w:rPr>
-              <w:t xml:space="preserve">Mesurer une performance exige un ...................................... identique pour tous (départ, chrono, pénalités).</w:t>
-            </w:r>
-          </w:p>
-          <w:p>
-            <w:pPr>
-              <w:spacing w:after="60"/>
-            </w:pPr>
-            <w:r>
-              <w:rPr>
-                <w:rFonts w:ascii="Arial" w:cs="Arial" w:eastAsia="Arial" w:hAnsi="Arial"/>
-                <w:b w:val="false"/>
-                <w:bCs w:val="false"/>
-                <w:i w:val="false"/>
-                <w:iCs w:val="false"/>
-                <w:sz w:val="18"/>
-                <w:szCs w:val="18"/>
-              </w:rPr>
-              <w:t xml:space="preserve">On améliore un système par ...................................... : mesurer → modifier UNE chose → re-mesurer.</w:t>
-            </w:r>
-          </w:p>
-          <w:p>
-            <w:pPr>
-              <w:spacing w:after="60"/>
-            </w:pPr>
-            <w:r>
-              <w:rPr>
-                <w:rFonts w:ascii="Arial" w:cs="Arial" w:eastAsia="Arial" w:hAnsi="Arial"/>
-                <w:b w:val="false"/>
-                <w:bCs w:val="false"/>
-                <w:i w:val="false"/>
-                <w:iCs w:val="false"/>
-                <w:sz w:val="18"/>
-                <w:szCs w:val="18"/>
-              </w:rPr>
-              <w:t xml:space="preserve">La vitesse ne vaut que si la ...................................... suit : un robot rapide qui touche tout perd.</w:t>
+              <w:spacing w:after="96"/>
+            </w:pPr>
+            <w:r>
+              <w:rPr>
+                <w:rFonts w:ascii="Arial" w:cs="Arial" w:eastAsia="Arial" w:hAnsi="Arial"/>
+                <w:b w:val="false"/>
+                <w:bCs w:val="false"/>
+                <w:i w:val="false"/>
+                <w:iCs w:val="false"/>
+                <w:sz w:val="26"/>
+                <w:szCs w:val="26"/>
+              </w:rPr>
+              <w:t xml:space="preserve">Mesurer une performance exige un ..................... identique pour tous (départ, chrono, pénalités).</w:t>
+            </w:r>
+          </w:p>
+          <w:p>
+            <w:pPr>
+              <w:spacing w:after="96"/>
+            </w:pPr>
+            <w:r>
+              <w:rPr>
+                <w:rFonts w:ascii="Arial" w:cs="Arial" w:eastAsia="Arial" w:hAnsi="Arial"/>
+                <w:b w:val="false"/>
+                <w:bCs w:val="false"/>
+                <w:i w:val="false"/>
+                <w:iCs w:val="false"/>
+                <w:sz w:val="26"/>
+                <w:szCs w:val="26"/>
+              </w:rPr>
+              <w:t xml:space="preserve">On améliore un système par ..................... : mesurer → modifier UNE chose → re-mesurer.</w:t>
+            </w:r>
+          </w:p>
+          <w:p>
+            <w:pPr>
+              <w:spacing w:after="96"/>
+            </w:pPr>
+            <w:r>
+              <w:rPr>
+                <w:rFonts w:ascii="Arial" w:cs="Arial" w:eastAsia="Arial" w:hAnsi="Arial"/>
+                <w:b w:val="false"/>
+                <w:bCs w:val="false"/>
+                <w:i w:val="false"/>
+                <w:iCs w:val="false"/>
+                <w:sz w:val="26"/>
+                <w:szCs w:val="26"/>
+              </w:rPr>
+              <w:t xml:space="preserve">La vitesse ne vaut que si la ..................... suit : un robot rapide qui touche tout perd.</w:t>
             </w:r>
           </w:p>
         </w:tc>
@@ -2245,8 +2245,8 @@
           <w:bCs w:val="false"/>
           <w:i/>
           <w:iCs/>
-          <w:sz w:val="16"/>
-          <w:szCs w:val="16"/>
+          <w:sz w:val="24"/>
+          <w:szCs w:val="24"/>
         </w:rPr>
         <w:t xml:space="preserve">« Ce qui ne se mesure pas ne s'améliore pas. » — d'après W. E. Deming</w:t>
       </w:r>
@@ -2399,8 +2399,8 @@
     <w:rPrDefault>
       <w:rPr>
         <w:rFonts w:ascii="Arial" w:cs="Arial" w:eastAsia="Arial" w:hAnsi="Arial"/>
-        <w:sz w:val="18"/>
-        <w:szCs w:val="18"/>
+        <w:sz w:val="24"/>
+        <w:szCs w:val="24"/>
       </w:rPr>
     </w:rPrDefault>
     <w:pPrDefault/>

--- a/public/2026/seq06/FICHE_S6-A04_DefiRobot_4eme.docx
+++ b/public/2026/seq06/FICHE_S6-A04_DefiRobot_4eme.docx
@@ -211,32 +211,6 @@
                 <w:szCs w:val="15"/>
               </w:rPr>
               <w:t xml:space="preserve">ACTIVITÉ N°04</w:t>
-            </w:r>
-          </w:p>
-          <w:p>
-            <w:pPr>
-              <w:spacing w:after="0"/>
-            </w:pPr>
-            <w:r>
-              <w:rPr>
-                <w:rFonts w:ascii="Arial" w:cs="Arial" w:eastAsia="Arial" w:hAnsi="Arial"/>
-                <w:sz w:val="14"/>
-                <w:szCs w:val="14"/>
-              </w:rPr>
-              <w:t xml:space="preserve">NOM : ..............................</w:t>
-            </w:r>
-          </w:p>
-          <w:p>
-            <w:pPr>
-              <w:spacing w:after="0"/>
-            </w:pPr>
-            <w:r>
-              <w:rPr>
-                <w:rFonts w:ascii="Arial" w:cs="Arial" w:eastAsia="Arial" w:hAnsi="Arial"/>
-                <w:sz w:val="14"/>
-                <w:szCs w:val="14"/>
-              </w:rPr>
-              <w:t xml:space="preserve">PRÉNOM : .........................</w:t>
             </w:r>
           </w:p>
         </w:tc>

--- a/public/2026/seq06/FICHE_S6-A04_DefiRobot_4eme.docx
+++ b/public/2026/seq06/FICHE_S6-A04_DefiRobot_4eme.docx
@@ -964,7 +964,7 @@
     </w:p>
     <w:p>
       <w:pPr>
-        <w:spacing w:after="96"/>
+        <w:spacing w:after="230"/>
       </w:pPr>
       <w:r>
         <w:rPr>
@@ -976,7 +976,7 @@
           <w:sz w:val="24"/>
           <w:szCs w:val="24"/>
         </w:rPr>
-        <w:t xml:space="preserve">.............................................................................</w:t>
+        <w:t xml:space="preserve">......................................................................................................................................................</w:t>
       </w:r>
     </w:p>
     <w:p>
@@ -1282,19 +1282,19 @@
             <w:pPr>
               <w:keepNext/>
               <w:keepLines/>
-              <w:spacing w:after="0"/>
-            </w:pPr>
-            <w:r>
-              <w:rPr>
-                <w:rFonts w:ascii="Arial" w:cs="Arial" w:eastAsia="Arial" w:hAnsi="Arial"/>
-                <w:b w:val="false"/>
-                <w:bCs w:val="false"/>
-                <w:i w:val="false"/>
-                <w:iCs w:val="false"/>
-                <w:sz w:val="24"/>
-                <w:szCs w:val="24"/>
-              </w:rPr>
-              <w:t xml:space="preserve">......</w:t>
+              <w:spacing w:after="230"/>
+            </w:pPr>
+            <w:r>
+              <w:rPr>
+                <w:rFonts w:ascii="Arial" w:cs="Arial" w:eastAsia="Arial" w:hAnsi="Arial"/>
+                <w:b w:val="false"/>
+                <w:bCs w:val="false"/>
+                <w:i w:val="false"/>
+                <w:iCs w:val="false"/>
+                <w:sz w:val="24"/>
+                <w:szCs w:val="24"/>
+              </w:rPr>
+              <w:t xml:space="preserve">......................................................................................................................................................</w:t>
             </w:r>
           </w:p>
         </w:tc>
@@ -1319,19 +1319,19 @@
             <w:pPr>
               <w:keepNext/>
               <w:keepLines/>
-              <w:spacing w:after="0"/>
-            </w:pPr>
-            <w:r>
-              <w:rPr>
-                <w:rFonts w:ascii="Arial" w:cs="Arial" w:eastAsia="Arial" w:hAnsi="Arial"/>
-                <w:b w:val="false"/>
-                <w:bCs w:val="false"/>
-                <w:i w:val="false"/>
-                <w:iCs w:val="false"/>
-                <w:sz w:val="24"/>
-                <w:szCs w:val="24"/>
-              </w:rPr>
-              <w:t xml:space="preserve">......</w:t>
+              <w:spacing w:after="230"/>
+            </w:pPr>
+            <w:r>
+              <w:rPr>
+                <w:rFonts w:ascii="Arial" w:cs="Arial" w:eastAsia="Arial" w:hAnsi="Arial"/>
+                <w:b w:val="false"/>
+                <w:bCs w:val="false"/>
+                <w:i w:val="false"/>
+                <w:iCs w:val="false"/>
+                <w:sz w:val="24"/>
+                <w:szCs w:val="24"/>
+              </w:rPr>
+              <w:t xml:space="preserve">......................................................................................................................................................</w:t>
             </w:r>
           </w:p>
         </w:tc>
@@ -1356,19 +1356,19 @@
             <w:pPr>
               <w:keepNext/>
               <w:keepLines/>
-              <w:spacing w:after="0"/>
-            </w:pPr>
-            <w:r>
-              <w:rPr>
-                <w:rFonts w:ascii="Arial" w:cs="Arial" w:eastAsia="Arial" w:hAnsi="Arial"/>
-                <w:b w:val="false"/>
-                <w:bCs w:val="false"/>
-                <w:i w:val="false"/>
-                <w:iCs w:val="false"/>
-                <w:sz w:val="24"/>
-                <w:szCs w:val="24"/>
-              </w:rPr>
-              <w:t xml:space="preserve">......</w:t>
+              <w:spacing w:after="230"/>
+            </w:pPr>
+            <w:r>
+              <w:rPr>
+                <w:rFonts w:ascii="Arial" w:cs="Arial" w:eastAsia="Arial" w:hAnsi="Arial"/>
+                <w:b w:val="false"/>
+                <w:bCs w:val="false"/>
+                <w:i w:val="false"/>
+                <w:iCs w:val="false"/>
+                <w:sz w:val="24"/>
+                <w:szCs w:val="24"/>
+              </w:rPr>
+              <w:t xml:space="preserve">......................................................................................................................................................</w:t>
             </w:r>
           </w:p>
         </w:tc>
@@ -1393,19 +1393,19 @@
             <w:pPr>
               <w:keepNext/>
               <w:keepLines/>
-              <w:spacing w:after="0"/>
-            </w:pPr>
-            <w:r>
-              <w:rPr>
-                <w:rFonts w:ascii="Arial" w:cs="Arial" w:eastAsia="Arial" w:hAnsi="Arial"/>
-                <w:b w:val="false"/>
-                <w:bCs w:val="false"/>
-                <w:i w:val="false"/>
-                <w:iCs w:val="false"/>
-                <w:sz w:val="24"/>
-                <w:szCs w:val="24"/>
-              </w:rPr>
-              <w:t xml:space="preserve">..................................</w:t>
+              <w:spacing w:after="230"/>
+            </w:pPr>
+            <w:r>
+              <w:rPr>
+                <w:rFonts w:ascii="Arial" w:cs="Arial" w:eastAsia="Arial" w:hAnsi="Arial"/>
+                <w:b w:val="false"/>
+                <w:bCs w:val="false"/>
+                <w:i w:val="false"/>
+                <w:iCs w:val="false"/>
+                <w:sz w:val="24"/>
+                <w:szCs w:val="24"/>
+              </w:rPr>
+              <w:t xml:space="preserve">......................................................................................................................................................</w:t>
             </w:r>
           </w:p>
         </w:tc>
@@ -1472,19 +1472,19 @@
             <w:pPr>
               <w:keepNext/>
               <w:keepLines/>
-              <w:spacing w:after="0"/>
-            </w:pPr>
-            <w:r>
-              <w:rPr>
-                <w:rFonts w:ascii="Arial" w:cs="Arial" w:eastAsia="Arial" w:hAnsi="Arial"/>
-                <w:b w:val="false"/>
-                <w:bCs w:val="false"/>
-                <w:i w:val="false"/>
-                <w:iCs w:val="false"/>
-                <w:sz w:val="24"/>
-                <w:szCs w:val="24"/>
-              </w:rPr>
-              <w:t xml:space="preserve">......</w:t>
+              <w:spacing w:after="230"/>
+            </w:pPr>
+            <w:r>
+              <w:rPr>
+                <w:rFonts w:ascii="Arial" w:cs="Arial" w:eastAsia="Arial" w:hAnsi="Arial"/>
+                <w:b w:val="false"/>
+                <w:bCs w:val="false"/>
+                <w:i w:val="false"/>
+                <w:iCs w:val="false"/>
+                <w:sz w:val="24"/>
+                <w:szCs w:val="24"/>
+              </w:rPr>
+              <w:t xml:space="preserve">......................................................................................................................................................</w:t>
             </w:r>
           </w:p>
         </w:tc>
@@ -1509,19 +1509,19 @@
             <w:pPr>
               <w:keepNext/>
               <w:keepLines/>
-              <w:spacing w:after="0"/>
-            </w:pPr>
-            <w:r>
-              <w:rPr>
-                <w:rFonts w:ascii="Arial" w:cs="Arial" w:eastAsia="Arial" w:hAnsi="Arial"/>
-                <w:b w:val="false"/>
-                <w:bCs w:val="false"/>
-                <w:i w:val="false"/>
-                <w:iCs w:val="false"/>
-                <w:sz w:val="24"/>
-                <w:szCs w:val="24"/>
-              </w:rPr>
-              <w:t xml:space="preserve">......</w:t>
+              <w:spacing w:after="230"/>
+            </w:pPr>
+            <w:r>
+              <w:rPr>
+                <w:rFonts w:ascii="Arial" w:cs="Arial" w:eastAsia="Arial" w:hAnsi="Arial"/>
+                <w:b w:val="false"/>
+                <w:bCs w:val="false"/>
+                <w:i w:val="false"/>
+                <w:iCs w:val="false"/>
+                <w:sz w:val="24"/>
+                <w:szCs w:val="24"/>
+              </w:rPr>
+              <w:t xml:space="preserve">......................................................................................................................................................</w:t>
             </w:r>
           </w:p>
         </w:tc>
@@ -1546,19 +1546,19 @@
             <w:pPr>
               <w:keepNext/>
               <w:keepLines/>
-              <w:spacing w:after="0"/>
-            </w:pPr>
-            <w:r>
-              <w:rPr>
-                <w:rFonts w:ascii="Arial" w:cs="Arial" w:eastAsia="Arial" w:hAnsi="Arial"/>
-                <w:b w:val="false"/>
-                <w:bCs w:val="false"/>
-                <w:i w:val="false"/>
-                <w:iCs w:val="false"/>
-                <w:sz w:val="24"/>
-                <w:szCs w:val="24"/>
-              </w:rPr>
-              <w:t xml:space="preserve">......</w:t>
+              <w:spacing w:after="230"/>
+            </w:pPr>
+            <w:r>
+              <w:rPr>
+                <w:rFonts w:ascii="Arial" w:cs="Arial" w:eastAsia="Arial" w:hAnsi="Arial"/>
+                <w:b w:val="false"/>
+                <w:bCs w:val="false"/>
+                <w:i w:val="false"/>
+                <w:iCs w:val="false"/>
+                <w:sz w:val="24"/>
+                <w:szCs w:val="24"/>
+              </w:rPr>
+              <w:t xml:space="preserve">......................................................................................................................................................</w:t>
             </w:r>
           </w:p>
         </w:tc>
@@ -1583,19 +1583,19 @@
             <w:pPr>
               <w:keepNext/>
               <w:keepLines/>
-              <w:spacing w:after="0"/>
-            </w:pPr>
-            <w:r>
-              <w:rPr>
-                <w:rFonts w:ascii="Arial" w:cs="Arial" w:eastAsia="Arial" w:hAnsi="Arial"/>
-                <w:b w:val="false"/>
-                <w:bCs w:val="false"/>
-                <w:i w:val="false"/>
-                <w:iCs w:val="false"/>
-                <w:sz w:val="24"/>
-                <w:szCs w:val="24"/>
-              </w:rPr>
-              <w:t xml:space="preserve">..................................</w:t>
+              <w:spacing w:after="230"/>
+            </w:pPr>
+            <w:r>
+              <w:rPr>
+                <w:rFonts w:ascii="Arial" w:cs="Arial" w:eastAsia="Arial" w:hAnsi="Arial"/>
+                <w:b w:val="false"/>
+                <w:bCs w:val="false"/>
+                <w:i w:val="false"/>
+                <w:iCs w:val="false"/>
+                <w:sz w:val="24"/>
+                <w:szCs w:val="24"/>
+              </w:rPr>
+              <w:t xml:space="preserve">......................................................................................................................................................</w:t>
             </w:r>
           </w:p>
         </w:tc>
@@ -1658,19 +1658,19 @@
           </w:tcPr>
           <w:p>
             <w:pPr>
-              <w:spacing w:after="0"/>
-            </w:pPr>
-            <w:r>
-              <w:rPr>
-                <w:rFonts w:ascii="Arial" w:cs="Arial" w:eastAsia="Arial" w:hAnsi="Arial"/>
-                <w:b w:val="false"/>
-                <w:bCs w:val="false"/>
-                <w:i w:val="false"/>
-                <w:iCs w:val="false"/>
-                <w:sz w:val="24"/>
-                <w:szCs w:val="24"/>
-              </w:rPr>
-              <w:t xml:space="preserve">......</w:t>
+              <w:spacing w:after="230"/>
+            </w:pPr>
+            <w:r>
+              <w:rPr>
+                <w:rFonts w:ascii="Arial" w:cs="Arial" w:eastAsia="Arial" w:hAnsi="Arial"/>
+                <w:b w:val="false"/>
+                <w:bCs w:val="false"/>
+                <w:i w:val="false"/>
+                <w:iCs w:val="false"/>
+                <w:sz w:val="24"/>
+                <w:szCs w:val="24"/>
+              </w:rPr>
+              <w:t xml:space="preserve">......................................................................................................................................................</w:t>
             </w:r>
           </w:p>
         </w:tc>
@@ -1693,19 +1693,19 @@
           </w:tcPr>
           <w:p>
             <w:pPr>
-              <w:spacing w:after="0"/>
-            </w:pPr>
-            <w:r>
-              <w:rPr>
-                <w:rFonts w:ascii="Arial" w:cs="Arial" w:eastAsia="Arial" w:hAnsi="Arial"/>
-                <w:b w:val="false"/>
-                <w:bCs w:val="false"/>
-                <w:i w:val="false"/>
-                <w:iCs w:val="false"/>
-                <w:sz w:val="24"/>
-                <w:szCs w:val="24"/>
-              </w:rPr>
-              <w:t xml:space="preserve">......</w:t>
+              <w:spacing w:after="230"/>
+            </w:pPr>
+            <w:r>
+              <w:rPr>
+                <w:rFonts w:ascii="Arial" w:cs="Arial" w:eastAsia="Arial" w:hAnsi="Arial"/>
+                <w:b w:val="false"/>
+                <w:bCs w:val="false"/>
+                <w:i w:val="false"/>
+                <w:iCs w:val="false"/>
+                <w:sz w:val="24"/>
+                <w:szCs w:val="24"/>
+              </w:rPr>
+              <w:t xml:space="preserve">......................................................................................................................................................</w:t>
             </w:r>
           </w:p>
         </w:tc>
@@ -1728,19 +1728,19 @@
           </w:tcPr>
           <w:p>
             <w:pPr>
-              <w:spacing w:after="0"/>
-            </w:pPr>
-            <w:r>
-              <w:rPr>
-                <w:rFonts w:ascii="Arial" w:cs="Arial" w:eastAsia="Arial" w:hAnsi="Arial"/>
-                <w:b w:val="false"/>
-                <w:bCs w:val="false"/>
-                <w:i w:val="false"/>
-                <w:iCs w:val="false"/>
-                <w:sz w:val="24"/>
-                <w:szCs w:val="24"/>
-              </w:rPr>
-              <w:t xml:space="preserve">......</w:t>
+              <w:spacing w:after="230"/>
+            </w:pPr>
+            <w:r>
+              <w:rPr>
+                <w:rFonts w:ascii="Arial" w:cs="Arial" w:eastAsia="Arial" w:hAnsi="Arial"/>
+                <w:b w:val="false"/>
+                <w:bCs w:val="false"/>
+                <w:i w:val="false"/>
+                <w:iCs w:val="false"/>
+                <w:sz w:val="24"/>
+                <w:szCs w:val="24"/>
+              </w:rPr>
+              <w:t xml:space="preserve">......................................................................................................................................................</w:t>
             </w:r>
           </w:p>
         </w:tc>
@@ -1844,7 +1844,7 @@
     </w:p>
     <w:p>
       <w:pPr>
-        <w:spacing w:after="96"/>
+        <w:spacing w:after="230"/>
       </w:pPr>
       <w:r>
         <w:rPr>
@@ -1856,12 +1856,12 @@
           <w:sz w:val="24"/>
           <w:szCs w:val="24"/>
         </w:rPr>
-        <w:t xml:space="preserve">.............................................................................</w:t>
+        <w:t xml:space="preserve">......................................................................................................................................................</w:t>
       </w:r>
     </w:p>
     <w:p>
       <w:pPr>
-        <w:spacing w:after="96"/>
+        <w:spacing w:after="230"/>
       </w:pPr>
       <w:r>
         <w:rPr>
@@ -1873,7 +1873,7 @@
           <w:sz w:val="24"/>
           <w:szCs w:val="24"/>
         </w:rPr>
-        <w:t xml:space="preserve">.............................................................................</w:t>
+        <w:t xml:space="preserve">......................................................................................................................................................</w:t>
       </w:r>
     </w:p>
     <w:p>
@@ -1895,7 +1895,7 @@
     </w:p>
     <w:p>
       <w:pPr>
-        <w:spacing w:after="96"/>
+        <w:spacing w:after="230"/>
       </w:pPr>
       <w:r>
         <w:rPr>
@@ -1907,7 +1907,7 @@
           <w:sz w:val="24"/>
           <w:szCs w:val="24"/>
         </w:rPr>
-        <w:t xml:space="preserve">.............................................................................</w:t>
+        <w:t xml:space="preserve">......................................................................................................................................................</w:t>
       </w:r>
     </w:p>
     <w:tbl>

--- a/public/2026/seq06/FICHE_S6-A04_DefiRobot_4eme.docx
+++ b/public/2026/seq06/FICHE_S6-A04_DefiRobot_4eme.docx
@@ -348,6 +348,30 @@
     <w:p>
       <w:pPr>
         <w:keepNext/>
+        <w:spacing w:after="128"/>
+      </w:pPr>
+      <w:r>
+        <w:rPr>
+          <w:rFonts w:ascii="Arial" w:cs="Arial" w:eastAsia="Arial" w:hAnsi="Arial"/>
+          <w:sz w:val="24"/>
+          <w:szCs w:val="24"/>
+          <w:b/>
+          <w:bCs/>
+        </w:rPr>
+        <w:t xml:space="preserve">OBJECTIF — </w:t>
+      </w:r>
+      <w:r>
+        <w:rPr>
+          <w:rFonts w:ascii="Arial" w:cs="Arial" w:eastAsia="Arial" w:hAnsi="Arial"/>
+          <w:sz w:val="24"/>
+          <w:szCs w:val="24"/>
+        </w:rPr>
+        <w:t xml:space="preserve">Tu sauras mesurer une performance et l'améliorer par essais successifs.</w:t>
+      </w:r>
+    </w:p>
+    <w:p>
+      <w:pPr>
+        <w:keepNext/>
         <w:keepLines/>
         <w:spacing w:after="128"/>
       </w:pPr>
@@ -1294,7 +1318,7 @@
                 <w:sz w:val="24"/>
                 <w:szCs w:val="24"/>
               </w:rPr>
-              <w:t xml:space="preserve">......................................................................................................................................................</w:t>
+              <w:t xml:space="preserve">.....................</w:t>
             </w:r>
           </w:p>
         </w:tc>
@@ -1331,7 +1355,7 @@
                 <w:sz w:val="24"/>
                 <w:szCs w:val="24"/>
               </w:rPr>
-              <w:t xml:space="preserve">......................................................................................................................................................</w:t>
+              <w:t xml:space="preserve">.....................</w:t>
             </w:r>
           </w:p>
         </w:tc>
@@ -1368,7 +1392,7 @@
                 <w:sz w:val="24"/>
                 <w:szCs w:val="24"/>
               </w:rPr>
-              <w:t xml:space="preserve">......................................................................................................................................................</w:t>
+              <w:t xml:space="preserve">......................</w:t>
             </w:r>
           </w:p>
         </w:tc>
@@ -1405,7 +1429,7 @@
                 <w:sz w:val="24"/>
                 <w:szCs w:val="24"/>
               </w:rPr>
-              <w:t xml:space="preserve">......................................................................................................................................................</w:t>
+              <w:t xml:space="preserve">...........................................</w:t>
             </w:r>
           </w:p>
         </w:tc>
@@ -1484,7 +1508,7 @@
                 <w:sz w:val="24"/>
                 <w:szCs w:val="24"/>
               </w:rPr>
-              <w:t xml:space="preserve">......................................................................................................................................................</w:t>
+              <w:t xml:space="preserve">.....................</w:t>
             </w:r>
           </w:p>
         </w:tc>
@@ -1521,7 +1545,7 @@
                 <w:sz w:val="24"/>
                 <w:szCs w:val="24"/>
               </w:rPr>
-              <w:t xml:space="preserve">......................................................................................................................................................</w:t>
+              <w:t xml:space="preserve">.....................</w:t>
             </w:r>
           </w:p>
         </w:tc>
@@ -1558,7 +1582,7 @@
                 <w:sz w:val="24"/>
                 <w:szCs w:val="24"/>
               </w:rPr>
-              <w:t xml:space="preserve">......................................................................................................................................................</w:t>
+              <w:t xml:space="preserve">......................</w:t>
             </w:r>
           </w:p>
         </w:tc>
@@ -1595,7 +1619,7 @@
                 <w:sz w:val="24"/>
                 <w:szCs w:val="24"/>
               </w:rPr>
-              <w:t xml:space="preserve">......................................................................................................................................................</w:t>
+              <w:t xml:space="preserve">...........................................</w:t>
             </w:r>
           </w:p>
         </w:tc>
@@ -1670,7 +1694,7 @@
                 <w:sz w:val="24"/>
                 <w:szCs w:val="24"/>
               </w:rPr>
-              <w:t xml:space="preserve">......................................................................................................................................................</w:t>
+              <w:t xml:space="preserve">.....................</w:t>
             </w:r>
           </w:p>
         </w:tc>
@@ -1705,7 +1729,7 @@
                 <w:sz w:val="24"/>
                 <w:szCs w:val="24"/>
               </w:rPr>
-              <w:t xml:space="preserve">......................................................................................................................................................</w:t>
+              <w:t xml:space="preserve">.....................</w:t>
             </w:r>
           </w:p>
         </w:tc>
@@ -1740,7 +1764,7 @@
                 <w:sz w:val="24"/>
                 <w:szCs w:val="24"/>
               </w:rPr>
-              <w:t xml:space="preserve">......................................................................................................................................................</w:t>
+              <w:t xml:space="preserve">......................</w:t>
             </w:r>
           </w:p>
         </w:tc>

--- a/public/2026/seq06/FICHE_S6-A04_DefiRobot_4eme.docx
+++ b/public/2026/seq06/FICHE_S6-A04_DefiRobot_4eme.docx
@@ -453,6 +453,52 @@
         </w:tc>
       </w:tr>
     </w:tbl>
+    <w:p>
+      <w:pPr>
+        <w:keepNext/>
+        <w:pBdr>
+          <w:top w:val="single" w:sz="6" w:space="2" w:color="D9D9D9"/>
+          <w:left w:val="single" w:sz="6" w:space="2" w:color="D9D9D9"/>
+          <w:bottom w:val="single" w:sz="6" w:space="2" w:color="D9D9D9"/>
+          <w:right w:val="single" w:sz="6" w:space="2" w:color="D9D9D9"/>
+        </w:pBdr>
+        <w:shd w:val="clear" w:color="auto" w:fill="F2F2F2"/>
+        <w:spacing w:before="80" w:after="120"/>
+        <w:ind w:left="60" w:right="60"/>
+      </w:pPr>
+      <w:r>
+        <w:rPr>
+          <w:rFonts w:ascii="Arial" w:cs="Arial" w:eastAsia="Arial" w:hAnsi="Arial"/>
+          <w:b/>
+          <w:bCs/>
+          <w:sz w:val="24"/>
+          <w:szCs w:val="24"/>
+        </w:rPr>
+        <w:t xml:space="preserve">RESSOURCE 1 — mBlock</w:t>
+      </w:r>
+      <w:r>
+        <w:rPr>
+          <w:rFonts w:ascii="Arial" w:cs="Arial" w:eastAsia="Arial" w:hAnsi="Arial"/>
+          <w:sz w:val="24"/>
+          <w:szCs w:val="24"/>
+        </w:rPr>
+        <w:t xml:space="preserve"> · Makeblock · rien à installer</w:t>
+      </w:r>
+      <w:r>
+        <w:rPr>
+          <w:rFonts w:ascii="Arial" w:cs="Arial" w:eastAsia="Arial" w:hAnsi="Arial"/>
+        </w:rPr>
+        <w:br/>
+      </w:r>
+      <w:r>
+        <w:rPr>
+          <w:rFonts w:ascii="Arial" w:cs="Arial" w:eastAsia="Arial" w:hAnsi="Arial"/>
+          <w:sz w:val="22"/>
+          <w:szCs w:val="22"/>
+        </w:rPr>
+        <w:t xml:space="preserve">→ ide.mblock.cc</w:t>
+      </w:r>
+    </w:p>
     <w:p>
       <w:pPr>
         <w:keepNext/>
